--- a/Quantyze_Documentation.docx
+++ b/Quantyze_Documentation.docx
@@ -290,7 +290,7 @@
           <w:bCs/>
           <w:color w:val="C00000"/>
         </w:rPr>
-        <w:t>⚠ This project is implemented entirely in Python 3.13.5. No React.js, Flask, or any non-Python runtime is used. The frontend visualization is produced entirely via Plotly (Python) and/or a minimal static HTML file with only trivial JavaScript for display purposes, as permitted by the handout.</w:t>
+        <w:t>⚠ This project is implemented entirely in Python 3.13.5. No React.js is used. Flask is used for the optional API layer in main.py. The frontend visualization is produced entirely via Plotly (Python) and/or a minimal static HTML file.</w:t>
       </w:r>
     </w:p>
     <w:p>
@@ -1891,7 +1891,7 @@
           </w:tcPr>
           <w:p>
             <w:r>
-              <w:t>Defines Event and Order objects</w:t>
+              <w:t>Defines Event, BaseOrder, IncomingOrder, and Order objects</w:t>
             </w:r>
           </w:p>
         </w:tc>
@@ -2131,7 +2131,7 @@
           </w:tcPr>
           <w:p>
             <w:r>
-              <w:t>Defines DataLoader and helpers for CSV loading, validation, and synthetic event generation</w:t>
+              <w:t>Defines DataLoader; supports LOBSTER and generic CSV formats, validation, feature extraction, and synthetic event generation</w:t>
             </w:r>
           </w:p>
         </w:tc>
@@ -6976,6 +6976,14 @@
       </w:pPr>
       <w:r>
         <w:t xml:space="preserve">    right: PriceLevel | None      # Higher-price child</w:t>
+      </w:r>
+    </w:p>
+    <w:p>
+      <w:pPr>
+        <w:spacing w:before="80"/>
+      </w:pPr>
+      <w:r>
+        <w:t xml:space="preserve">    depth_snapshot(levels: int) -&gt; list[tuple[float, float]]</w:t>
       </w:r>
     </w:p>
     <w:p>
